--- a/docs/technical_appendix.docx
+++ b/docs/technical_appendix.docx
@@ -31,7 +31,7 @@
         <w:pStyle w:val="Date"/>
       </w:pPr>
       <w:r>
-        <w:t xml:space="preserve">September 05, 2026</w:t>
+        <w:t xml:space="preserve">September 07, 2026</w:t>
       </w:r>
     </w:p>
     <w:bookmarkStart w:id="20" w:name="Xd974e705cbddffade6dfc3a1a175f1e16bb976a"/>
@@ -684,7 +684,7 @@
         <w:pStyle w:val="FirstParagraph"/>
       </w:pPr>
       <w:r>
-        <w:t xml:space="preserve">The abstract-to-publication matching pipeline is implemented as a modular, fully reproducible R codebase comprising 20 R scripts, 59 test files (see</w:t>
+        <w:t xml:space="preserve">The abstract-to-publication matching pipeline is implemented as a modular, fully reproducible R codebase comprising 20 R scripts, 64 test files (see</w:t>
       </w:r>
       <w:r>
         <w:t xml:space="preserve"> </w:t>
@@ -758,7 +758,7 @@
         </w:numPr>
       </w:pPr>
       <w:r>
-        <w:t xml:space="preserve">Disk cache: 1,566 PubMed XML files; 1,154 ScienceDirect HTML files</w:t>
+        <w:t xml:space="preserve">Disk cache: no PubMed XML cache in this checkout (gitignored); no ScienceDirect HTML cache in this checkout (gitignored)</w:t>
       </w:r>
     </w:p>
     <w:p>
@@ -1422,7 +1422,7 @@
         <w:pStyle w:val="FirstParagraph"/>
       </w:pPr>
       <w:r>
-        <w:t xml:space="preserve">Conference abstracts were identified from 12 annual JMIG supplement issues (Volume 19 Issue 6 through Volume 30 Issue 11, Supplement S). The ScienceDirect supplement listing page was scraped programmatically with polite delays (2-3 seconds between requests) and user-agent rotation. Per-article HTML was cached to disk to avoid redundant fetches on re-runs. Article pages cached: 1,154 ScienceDirect HTML files.</w:t>
+        <w:t xml:space="preserve">Conference abstracts were identified from 12 annual JMIG supplement issues (Volume 19 Issue 6 through Volume 30 Issue 11, Supplement S). The ScienceDirect supplement listing page was scraped programmatically with polite delays (2-3 seconds between requests) and user-agent rotation. Per-article HTML was cached to disk to avoid redundant fetches on re-runs. Article pages cached: no ScienceDirect HTML cache in this checkout (gitignored).</w:t>
       </w:r>
     </w:p>
     <w:p>
@@ -1604,7 +1604,7 @@
         <w:pStyle w:val="FirstParagraph"/>
       </w:pPr>
       <w:r>
-        <w:t xml:space="preserve">NCBI E-Utilities requests were rate-limited to 3 requests/second (without API key) or 10 requests/second (with ENTREZ_KEY). PubMed XML responses were cached to disk (1,566 PubMed XML files). All search stages used RDS-based checkpoints enabling resume after interruption.</w:t>
+        <w:t xml:space="preserve">NCBI E-Utilities requests were rate-limited to 3 requests/second (without API key) or 10 requests/second (with ENTREZ_KEY). PubMed XML responses were cached to disk (no PubMed XML cache in this checkout (gitignored)). All search stages used RDS-based checkpoints enabling resume after interruption.</w:t>
       </w:r>
     </w:p>
     <w:bookmarkEnd w:id="27"/>
@@ -50378,6 +50378,536 @@
     </w:p>
     <w:bookmarkEnd w:id="249"/>
     <w:bookmarkEnd w:id="250"/>
+    <w:bookmarkStart w:id="251" w:name="Xdb5929b629a9464dffdfd96a9a87b5a9f368ef0"/>
+    <w:p>
+      <w:pPr>
+        <w:pStyle w:val="Heading2"/>
+      </w:pPr>
+      <w:r>
+        <w:t xml:space="preserve">A24. Three Corrections, Recorded Because They Cut Against the Story</w:t>
+      </w:r>
+    </w:p>
+    <w:p>
+      <w:pPr>
+        <w:pStyle w:val="FirstParagraph"/>
+      </w:pPr>
+      <w:r>
+        <w:t xml:space="preserve">This section exists because a claim was made that the pipeline is used to</w:t>
+      </w:r>
+      <w:r>
+        <w:t xml:space="preserve"> </w:t>
+      </w:r>
+      <w:r>
+        <w:t xml:space="preserve">falsify assumptions rather than to support the initial narrative. That claim is</w:t>
+      </w:r>
+      <w:r>
+        <w:t xml:space="preserve"> </w:t>
+      </w:r>
+      <w:r>
+        <w:t xml:space="preserve">only checkable if the falsifications are written down where the supporting</w:t>
+      </w:r>
+      <w:r>
+        <w:t xml:space="preserve"> </w:t>
+      </w:r>
+      <w:r>
+        <w:t xml:space="preserve">evidence is, so the three from 2026-09-06 are recorded here with the reasoning</w:t>
+      </w:r>
+      <w:r>
+        <w:t xml:space="preserve"> </w:t>
+      </w:r>
+      <w:r>
+        <w:t xml:space="preserve">that produced them, including the two that were mine.</w:t>
+      </w:r>
+    </w:p>
+    <w:p>
+      <w:pPr>
+        <w:pStyle w:val="BodyText"/>
+      </w:pPr>
+      <w:r>
+        <w:rPr>
+          <w:b/>
+          <w:bCs/>
+        </w:rPr>
+        <w:t xml:space="preserve">A reported discrepancy in the supplement denominator was not real.</w:t>
+      </w:r>
+      <w:r>
+        <w:t xml:space="preserve"> </w:t>
+      </w:r>
+      <w:r>
+        <w:t xml:space="preserve">The</w:t>
+      </w:r>
+      <w:r>
+        <w:t xml:space="preserve"> </w:t>
+      </w:r>
+      <w:r>
+        <w:t xml:space="preserve">README states the cohort as 1,154 of 7,711 supplement items. An independent</w:t>
+      </w:r>
+      <w:r>
+        <w:t xml:space="preserve"> </w:t>
+      </w:r>
+      <w:r>
+        <w:t xml:space="preserve">recount of the same Crossref cache returned 8,237 and this was raised as a</w:t>
+      </w:r>
+      <w:r>
+        <w:t xml:space="preserve"> </w:t>
+      </w:r>
+      <w:r>
+        <w:t xml:space="preserve">contradiction. It was not: 7,711 counts records whose</w:t>
+      </w:r>
+      <w:r>
+        <w:t xml:space="preserve"> </w:t>
+      </w:r>
+      <w:r>
+        <w:rPr>
+          <w:rStyle w:val="VerbatimChar"/>
+        </w:rPr>
+        <w:t xml:space="preserve">page</w:t>
+      </w:r>
+      <w:r>
+        <w:t xml:space="preserve"> </w:t>
+      </w:r>
+      <w:r>
+        <w:t xml:space="preserve">begins with</w:t>
+      </w:r>
+      <w:r>
+        <w:t xml:space="preserve"> </w:t>
+      </w:r>
+      <w:r>
+        <w:rPr>
+          <w:rStyle w:val="VerbatimChar"/>
+        </w:rPr>
+        <w:t xml:space="preserve">S</w:t>
+      </w:r>
+      <w:r>
+        <w:t xml:space="preserve">,</w:t>
+      </w:r>
+      <w:r>
+        <w:t xml:space="preserve"> </w:t>
+      </w:r>
+      <w:r>
+        <w:t xml:space="preserve">which is what a supplement item is, and the November publication-date window</w:t>
+      </w:r>
+      <w:r>
+        <w:t xml:space="preserve"> </w:t>
+      </w:r>
+      <w:r>
+        <w:t xml:space="preserve">used to retrieve them also returns 526 regular articles published that month.</w:t>
+      </w:r>
+      <w:r>
+        <w:t xml:space="preserve"> </w:t>
+      </w:r>
+      <w:r>
+        <w:t xml:space="preserve">The published figure was correct throughout. What was wrong was its</w:t>
+      </w:r>
+      <w:r>
+        <w:t xml:space="preserve"> </w:t>
+      </w:r>
+      <w:r>
+        <w:t xml:space="preserve">reproducibility – the filter defining</w:t>
+      </w:r>
+      <w:r>
+        <w:t xml:space="preserve"> </w:t>
+      </w:r>
+      <w:r>
+        <w:t xml:space="preserve">“supplement item”</w:t>
+      </w:r>
+      <w:r>
+        <w:t xml:space="preserve"> </w:t>
+      </w:r>
+      <w:r>
+        <w:t xml:space="preserve">was recorded only in a</w:t>
+      </w:r>
+      <w:r>
+        <w:t xml:space="preserve"> </w:t>
+      </w:r>
+      <w:r>
+        <w:t xml:space="preserve">detection note in</w:t>
+      </w:r>
+      <w:r>
+        <w:t xml:space="preserve"> </w:t>
+      </w:r>
+      <w:r>
+        <w:rPr>
+          <w:rStyle w:val="VerbatimChar"/>
+        </w:rPr>
+        <w:t xml:space="preserve">FAILURE_MODES.md</w:t>
+      </w:r>
+      <w:r>
+        <w:t xml:space="preserve"> </w:t>
+      </w:r>
+      <w:r>
+        <w:t xml:space="preserve">F1, three documents away from the number it</w:t>
+      </w:r>
+      <w:r>
+        <w:t xml:space="preserve"> </w:t>
+      </w:r>
+      <w:r>
+        <w:t xml:space="preserve">defines, so recomputing it without that note gives a different answer. The</w:t>
+      </w:r>
+      <w:r>
+        <w:t xml:space="preserve"> </w:t>
+      </w:r>
+      <w:r>
+        <w:t xml:space="preserve">filter is now stated beside the figure, and</w:t>
+      </w:r>
+      <w:r>
+        <w:t xml:space="preserve"> </w:t>
+      </w:r>
+      <w:r>
+        <w:rPr>
+          <w:rStyle w:val="VerbatimChar"/>
+        </w:rPr>
+        <w:t xml:space="preserve">scripts/cohort_coverage_by_year.R</w:t>
+      </w:r>
+      <w:r>
+        <w:t xml:space="preserve"> </w:t>
+      </w:r>
+      <w:r>
+        <w:t xml:space="preserve">writes the per-year counts to a tracked</w:t>
+      </w:r>
+      <w:r>
+        <w:t xml:space="preserve"> </w:t>
+      </w:r>
+      <w:r>
+        <w:t xml:space="preserve">artifact rather than leaving them derivable only from a gitignored API cache.</w:t>
+      </w:r>
+    </w:p>
+    <w:p>
+      <w:pPr>
+        <w:pStyle w:val="BodyText"/>
+      </w:pPr>
+      <w:r>
+        <w:rPr>
+          <w:b/>
+          <w:bCs/>
+        </w:rPr>
+        <w:t xml:space="preserve">The hypothesis that recent-year publication rates were a detection artifact</w:t>
+      </w:r>
+      <w:r>
+        <w:rPr>
+          <w:b/>
+          <w:bCs/>
+        </w:rPr>
+        <w:t xml:space="preserve"> </w:t>
+      </w:r>
+      <w:r>
+        <w:rPr>
+          <w:b/>
+          <w:bCs/>
+        </w:rPr>
+        <w:t xml:space="preserve">did not survive testing.</w:t>
+      </w:r>
+      <w:r>
+        <w:t xml:space="preserve"> </w:t>
+      </w:r>
+      <w:r>
+        <w:t xml:space="preserve">Rates rise sharply in later congresses (5.6% in 2017</w:t>
+      </w:r>
+      <w:r>
+        <w:t xml:space="preserve"> </w:t>
+      </w:r>
+      <w:r>
+        <w:t xml:space="preserve">to 31.1% in 2022) despite later congresses having</w:t>
+      </w:r>
+      <w:r>
+        <w:t xml:space="preserve"> </w:t>
+      </w:r>
+      <w:r>
+        <w:rPr>
+          <w:i/>
+          <w:iCs/>
+        </w:rPr>
+        <w:t xml:space="preserve">less</w:t>
+      </w:r>
+      <w:r>
+        <w:t xml:space="preserve"> </w:t>
+      </w:r>
+      <w:r>
+        <w:t xml:space="preserve">time to publish, which</w:t>
+      </w:r>
+      <w:r>
+        <w:t xml:space="preserve"> </w:t>
+      </w:r>
+      <w:r>
+        <w:t xml:space="preserve">is the wrong direction for follow-up and suggested that recent papers were</w:t>
+      </w:r>
+      <w:r>
+        <w:t xml:space="preserve"> </w:t>
+      </w:r>
+      <w:r>
+        <w:t xml:space="preserve">simply easier to match. The data do not support it. Abstract text is absent for</w:t>
+      </w:r>
+      <w:r>
+        <w:t xml:space="preserve"> </w:t>
+      </w:r>
+      <w:r>
+        <w:t xml:space="preserve">100% of 2017 and 2018, and those two congresses sit at opposite extremes of the</w:t>
+      </w:r>
+      <w:r>
+        <w:t xml:space="preserve"> </w:t>
+      </w:r>
+      <w:r>
+        <w:t xml:space="preserve">rate distribution – 5.6% and 25.3% – which is the clearest available evidence</w:t>
+      </w:r>
+      <w:r>
+        <w:t xml:space="preserve"> </w:t>
+      </w:r>
+      <w:r>
+        <w:t xml:space="preserve">that text availability is not what drives matching. Text availability correlates</w:t>
+      </w:r>
+      <w:r>
+        <w:t xml:space="preserve"> </w:t>
+      </w:r>
+      <w:r>
+        <w:t xml:space="preserve">with rate at only r = +0.179; median candidate counts</w:t>
+      </w:r>
+      <w:r>
+        <w:t xml:space="preserve"> </w:t>
+      </w:r>
+      <w:r>
+        <w:rPr>
+          <w:i/>
+          <w:iCs/>
+        </w:rPr>
+        <w:t xml:space="preserve">fall</w:t>
+      </w:r>
+      <w:r>
+        <w:t xml:space="preserve"> </w:t>
+      </w:r>
+      <w:r>
+        <w:t xml:space="preserve">over time (49 to</w:t>
+      </w:r>
+      <w:r>
+        <w:t xml:space="preserve"> </w:t>
+      </w:r>
+      <w:r>
+        <w:t xml:space="preserve">29) rather than rising, so the search became more precise rather than more</w:t>
+      </w:r>
+      <w:r>
+        <w:t xml:space="preserve"> </w:t>
+      </w:r>
+      <w:r>
+        <w:t xml:space="preserve">permissive; and congress year itself is the strongest correlate at r = +0.636.</w:t>
+      </w:r>
+      <w:r>
+        <w:t xml:space="preserve"> </w:t>
+      </w:r>
+      <w:r>
+        <w:t xml:space="preserve">The hypothesis was abandoned rather than retained as a caveat.</w:t>
+      </w:r>
+    </w:p>
+    <w:p>
+      <w:pPr>
+        <w:pStyle w:val="BodyText"/>
+      </w:pPr>
+      <w:r>
+        <w:rPr>
+          <w:b/>
+          <w:bCs/>
+        </w:rPr>
+        <w:t xml:space="preserve">The ScienceDirect 403 was described as an anti-scraping block rather than an</w:t>
+      </w:r>
+      <w:r>
+        <w:rPr>
+          <w:b/>
+          <w:bCs/>
+        </w:rPr>
+        <w:t xml:space="preserve"> </w:t>
+      </w:r>
+      <w:r>
+        <w:rPr>
+          <w:b/>
+          <w:bCs/>
+        </w:rPr>
+        <w:t xml:space="preserve">access wall. It is both.</w:t>
+      </w:r>
+      <w:r>
+        <w:t xml:space="preserve"> </w:t>
+      </w:r>
+      <w:r>
+        <w:t xml:space="preserve">A23 recorded the cohort as uncompletable because</w:t>
+      </w:r>
+      <w:r>
+        <w:t xml:space="preserve"> </w:t>
+      </w:r>
+      <w:r>
+        <w:t xml:space="preserve">ScienceDirect returns HTTP 403, and that 403 came from scraping HTML with</w:t>
+      </w:r>
+      <w:r>
+        <w:t xml:space="preserve"> </w:t>
+      </w:r>
+      <w:r>
+        <w:rPr>
+          <w:rStyle w:val="VerbatimChar"/>
+        </w:rPr>
+        <w:t xml:space="preserve">rvest</w:t>
+      </w:r>
+      <w:r>
+        <w:t xml:space="preserve">, so the conclusion was too strong: the official API had never been</w:t>
+      </w:r>
+      <w:r>
+        <w:t xml:space="preserve"> </w:t>
+      </w:r>
+      <w:r>
+        <w:t xml:space="preserve">called, and there was no</w:t>
+      </w:r>
+      <w:r>
+        <w:t xml:space="preserve"> </w:t>
+      </w:r>
+      <w:r>
+        <w:rPr>
+          <w:rStyle w:val="VerbatimChar"/>
+        </w:rPr>
+        <w:t xml:space="preserve">api.elsevier</w:t>
+      </w:r>
+      <w:r>
+        <w:t xml:space="preserve">,</w:t>
+      </w:r>
+      <w:r>
+        <w:t xml:space="preserve"> </w:t>
+      </w:r>
+      <w:r>
+        <w:rPr>
+          <w:rStyle w:val="VerbatimChar"/>
+        </w:rPr>
+        <w:t xml:space="preserve">elsapy</w:t>
+      </w:r>
+      <w:r>
+        <w:t xml:space="preserve"> </w:t>
+      </w:r>
+      <w:r>
+        <w:t xml:space="preserve">or</w:t>
+      </w:r>
+      <w:r>
+        <w:t xml:space="preserve"> </w:t>
+      </w:r>
+      <w:r>
+        <w:rPr>
+          <w:rStyle w:val="VerbatimChar"/>
+        </w:rPr>
+        <w:t xml:space="preserve">rscopus</w:t>
+      </w:r>
+      <w:r>
+        <w:t xml:space="preserve"> </w:t>
+      </w:r>
+      <w:r>
+        <w:t xml:space="preserve">anywhere in the</w:t>
+      </w:r>
+      <w:r>
+        <w:t xml:space="preserve"> </w:t>
+      </w:r>
+      <w:r>
+        <w:t xml:space="preserve">repository. The correction in the other direction is equally real. Called with a</w:t>
+      </w:r>
+      <w:r>
+        <w:t xml:space="preserve"> </w:t>
+      </w:r>
+      <w:r>
+        <w:t xml:space="preserve">self-service key,</w:t>
+      </w:r>
+      <w:r>
+        <w:t xml:space="preserve"> </w:t>
+      </w:r>
+      <w:r>
+        <w:rPr>
+          <w:rStyle w:val="VerbatimChar"/>
+        </w:rPr>
+        <w:t xml:space="preserve">search/sciencedirect</w:t>
+      </w:r>
+      <w:r>
+        <w:t xml:space="preserve"> </w:t>
+      </w:r>
+      <w:r>
+        <w:t xml:space="preserve">and</w:t>
+      </w:r>
+      <w:r>
+        <w:t xml:space="preserve"> </w:t>
+      </w:r>
+      <w:r>
+        <w:rPr>
+          <w:rStyle w:val="VerbatimChar"/>
+        </w:rPr>
+        <w:t xml:space="preserve">metadata/article</w:t>
+      </w:r>
+      <w:r>
+        <w:t xml:space="preserve"> </w:t>
+      </w:r>
+      <w:r>
+        <w:t xml:space="preserve">return 401 and</w:t>
+      </w:r>
+      <w:r>
+        <w:t xml:space="preserve"> </w:t>
+      </w:r>
+      <w:r>
+        <w:t xml:space="preserve">full-text retrieval returns 403; the key authenticates and is Scopus-entitled</w:t>
+      </w:r>
+      <w:r>
+        <w:t xml:space="preserve"> </w:t>
+      </w:r>
+      <w:r>
+        <w:t xml:space="preserve">but carries no ScienceDirect entitlement. Scopus is separately useless here and</w:t>
+      </w:r>
+      <w:r>
+        <w:t xml:space="preserve"> </w:t>
+      </w:r>
+      <w:r>
+        <w:t xml:space="preserve">that finding is independent of any key: it does not index the congress</w:t>
+      </w:r>
+      <w:r>
+        <w:t xml:space="preserve"> </w:t>
+      </w:r>
+      <w:r>
+        <w:t xml:space="preserve">supplement at all, with both known 2022 supplement DOIs returning zero records.</w:t>
+      </w:r>
+      <w:r>
+        <w:t xml:space="preserve"> </w:t>
+      </w:r>
+      <w:r>
+        <w:rPr>
+          <w:rStyle w:val="VerbatimChar"/>
+        </w:rPr>
+        <w:t xml:space="preserve">scripts/elsevier_api_probe.R</w:t>
+      </w:r>
+      <w:r>
+        <w:t xml:space="preserve"> </w:t>
+      </w:r>
+      <w:r>
+        <w:t xml:space="preserve">exists so this is re-run rather than re-argued,</w:t>
+      </w:r>
+      <w:r>
+        <w:t xml:space="preserve"> </w:t>
+      </w:r>
+      <w:r>
+        <w:t xml:space="preserve">since Elsevier entitlement is commonly IP-bound and the same key may succeed</w:t>
+      </w:r>
+      <w:r>
+        <w:t xml:space="preserve"> </w:t>
+      </w:r>
+      <w:r>
+        <w:t xml:space="preserve">inside an institutional network.</w:t>
+      </w:r>
+    </w:p>
+    <w:p>
+      <w:pPr>
+        <w:pStyle w:val="BodyText"/>
+      </w:pPr>
+      <w:r>
+        <w:t xml:space="preserve">The common thread is that each correction narrowed what the study may claim</w:t>
+      </w:r>
+      <w:r>
+        <w:t xml:space="preserve"> </w:t>
+      </w:r>
+      <w:r>
+        <w:t xml:space="preserve">rather than widening it, and that two of the three corrected assertions this</w:t>
+      </w:r>
+      <w:r>
+        <w:t xml:space="preserve"> </w:t>
+      </w:r>
+      <w:r>
+        <w:t xml:space="preserve">project had itself made.</w:t>
+      </w:r>
+    </w:p>
+    <w:bookmarkEnd w:id="251"/>
     <w:sectPr>
       <w:footnotePr>
         <w:numRestart w:val="eachSect"/>

--- a/docs/technical_appendix.docx
+++ b/docs/technical_appendix.docx
@@ -50908,6 +50908,791 @@
       </w:r>
     </w:p>
     <w:bookmarkEnd w:id="251"/>
+    <w:bookmarkStart w:id="257" w:name="a25.-the-cohort-is-two-sampling-frames"/>
+    <w:p>
+      <w:pPr>
+        <w:pStyle w:val="Heading2"/>
+      </w:pPr>
+      <w:r>
+        <w:t xml:space="preserve">A25. The Cohort Is Two Sampling Frames</w:t>
+      </w:r>
+    </w:p>
+    <w:p>
+      <w:pPr>
+        <w:pStyle w:val="FirstParagraph"/>
+      </w:pPr>
+      <w:r>
+        <w:t xml:space="preserve">A14 established that ingestion stops mid-block. A23 measured what the truncation</w:t>
+      </w:r>
+      <w:r>
+        <w:t xml:space="preserve"> </w:t>
+      </w:r>
+      <w:r>
+        <w:t xml:space="preserve">does to the rate. Neither noticed that the truncation does not apply to every</w:t>
+      </w:r>
+      <w:r>
+        <w:t xml:space="preserve"> </w:t>
+      </w:r>
+      <w:r>
+        <w:t xml:space="preserve">congress, and that is the more consequential fact: ten congresses are</w:t>
+      </w:r>
+      <w:r>
+        <w:t xml:space="preserve"> </w:t>
+      </w:r>
+      <w:r>
+        <w:t xml:space="preserve">front-truncated samples and two are complete censuses of their oral block, and</w:t>
+      </w:r>
+      <w:r>
+        <w:t xml:space="preserve"> </w:t>
+      </w:r>
+      <w:r>
+        <w:t xml:space="preserve">the two groups report publication rates differing by more than a factor of two.</w:t>
+      </w:r>
+    </w:p>
+    <w:bookmarkStart w:id="252" w:name="X6562747fac96ef339f09f281c11cd35db354be4"/>
+    <w:p>
+      <w:pPr>
+        <w:pStyle w:val="Heading3"/>
+      </w:pPr>
+      <w:r>
+        <w:t xml:space="preserve">A25.1 The evidence is a section heading, not an inference</w:t>
+      </w:r>
+    </w:p>
+    <w:p>
+      <w:pPr>
+        <w:pStyle w:val="FirstParagraph"/>
+      </w:pPr>
+      <w:r>
+        <w:rPr>
+          <w:rStyle w:val="VerbatimChar"/>
+        </w:rPr>
+        <w:t xml:space="preserve">R/01d_tag_session_type.R</w:t>
+      </w:r>
+      <w:r>
+        <w:t xml:space="preserve"> </w:t>
+      </w:r>
+      <w:r>
+        <w:t xml:space="preserve">reads real</w:t>
+      </w:r>
+      <w:r>
+        <w:t xml:space="preserve"> </w:t>
+      </w:r>
+      <w:r>
+        <w:rPr>
+          <w:rStyle w:val="VerbatimChar"/>
+        </w:rPr>
+        <w:t xml:space="preserve">&lt;h3 class="section-title"&gt;</w:t>
+      </w:r>
+      <w:r>
+        <w:t xml:space="preserve"> </w:t>
+      </w:r>
+      <w:r>
+        <w:t xml:space="preserve">nodes from the</w:t>
+      </w:r>
+      <w:r>
+        <w:t xml:space="preserve"> </w:t>
+      </w:r>
+      <w:r>
+        <w:t xml:space="preserve">issue listing and carries the current heading forward to each item beneath it.</w:t>
+      </w:r>
+      <w:r>
+        <w:t xml:space="preserve"> </w:t>
+      </w:r>
+      <w:r>
+        <w:t xml:space="preserve">Every captured record therefore has an observed session label; none is defaulted.</w:t>
+      </w:r>
+      <w:r>
+        <w:t xml:space="preserve"> </w:t>
+      </w:r>
+      <w:r>
+        <w:t xml:space="preserve">That is what makes the following table evidence rather than assumption.</w:t>
+      </w:r>
+    </w:p>
+    <w:tbl>
+      <w:tblPr>
+        <w:tblStyle w:val="Table"/>
+        <w:tblW w:type="pct" w:w="5000"/>
+        <w:tblLayout w:type="fixed"/>
+        <w:tblLook w:firstRow="1" w:lastRow="0" w:firstColumn="0" w:lastColumn="0" w:noHBand="0" w:noVBand="0" w:val="0020"/>
+      </w:tblPr>
+      <w:tblGrid>
+        <w:gridCol w:w="2640"/>
+        <w:gridCol w:w="2640"/>
+        <w:gridCol w:w="2640"/>
+      </w:tblGrid>
+      <w:tr>
+        <w:trPr>
+          <w:tblHeader w:val="on"/>
+        </w:trPr>
+        <w:tc>
+          <w:tcPr/>
+          <w:p>
+            <w:pPr>
+              <w:pStyle w:val="Compact"/>
+            </w:pPr>
+            <w:r>
+              <w:t xml:space="preserve">congresses</w:t>
+            </w:r>
+          </w:p>
+        </w:tc>
+        <w:tc>
+          <w:tcPr/>
+          <w:p>
+            <w:pPr>
+              <w:pStyle w:val="Compact"/>
+            </w:pPr>
+            <w:r>
+              <w:t xml:space="preserve">captured session labels</w:t>
+            </w:r>
+          </w:p>
+        </w:tc>
+        <w:tc>
+          <w:tcPr/>
+          <w:p>
+            <w:pPr>
+              <w:pStyle w:val="Compact"/>
+            </w:pPr>
+            <w:r>
+              <w:t xml:space="preserve">what it means</w:t>
+            </w:r>
+          </w:p>
+        </w:tc>
+      </w:tr>
+      <w:tr>
+        <w:tc>
+          <w:tcPr/>
+          <w:p>
+            <w:pPr>
+              <w:pStyle w:val="Compact"/>
+            </w:pPr>
+            <w:r>
+              <w:t xml:space="preserve">2012–2021</w:t>
+            </w:r>
+          </w:p>
+        </w:tc>
+        <w:tc>
+          <w:tcPr/>
+          <w:p>
+            <w:pPr>
+              <w:pStyle w:val="Compact"/>
+            </w:pPr>
+            <w:r>
+              <w:t xml:space="preserve">Oral only, no Video row in any year</w:t>
+            </w:r>
+          </w:p>
+        </w:tc>
+        <w:tc>
+          <w:tcPr/>
+          <w:p>
+            <w:pPr>
+              <w:pStyle w:val="Compact"/>
+            </w:pPr>
+            <w:r>
+              <w:t xml:space="preserve">ingestion stopped while still inside the oral block</w:t>
+            </w:r>
+          </w:p>
+        </w:tc>
+      </w:tr>
+      <w:tr>
+        <w:tc>
+          <w:tcPr/>
+          <w:p>
+            <w:pPr>
+              <w:pStyle w:val="Compact"/>
+            </w:pPr>
+            <w:r>
+              <w:t xml:space="preserve">2022, 2023</w:t>
+            </w:r>
+          </w:p>
+        </w:tc>
+        <w:tc>
+          <w:tcPr/>
+          <w:p>
+            <w:pPr>
+              <w:pStyle w:val="Compact"/>
+            </w:pPr>
+            <w:r>
+              <w:t xml:space="preserve">Oral then Video (10 and 38 video records)</w:t>
+            </w:r>
+          </w:p>
+        </w:tc>
+        <w:tc>
+          <w:tcPr/>
+          <w:p>
+            <w:pPr>
+              <w:pStyle w:val="Compact"/>
+            </w:pPr>
+            <w:r>
+              <w:t xml:space="preserve">ingestion ran past the end of the oral block</w:t>
+            </w:r>
+          </w:p>
+        </w:tc>
+      </w:tr>
+    </w:tbl>
+    <w:p>
+      <w:pPr>
+        <w:pStyle w:val="BodyText"/>
+      </w:pPr>
+      <w:r>
+        <w:t xml:space="preserve">A capture that reaches Video has necessarily exhausted the orals before it. So</w:t>
+      </w:r>
+      <w:r>
+        <w:t xml:space="preserve"> </w:t>
+      </w:r>
+      <w:r>
+        <w:t xml:space="preserve">2022 holds all 90 of its oral presentations and 2023 all 60, while the other ten</w:t>
+      </w:r>
+      <w:r>
+        <w:t xml:space="preserve"> </w:t>
+      </w:r>
+      <w:r>
+        <w:t xml:space="preserve">congresses hold the first ~95 of an unknown larger number.</w:t>
+      </w:r>
+    </w:p>
+    <w:bookmarkEnd w:id="252"/>
+    <w:bookmarkStart w:id="253" w:name="X36fba73d2f7af01aeeb017eed614a1cfd5ceb4a"/>
+    <w:p>
+      <w:pPr>
+        <w:pStyle w:val="Heading3"/>
+      </w:pPr>
+      <w:r>
+        <w:t xml:space="preserve">A25.2 The two frames do not report the same quantity</w:t>
+      </w:r>
+    </w:p>
+    <w:tbl>
+      <w:tblPr>
+        <w:tblStyle w:val="Table"/>
+        <w:tblW w:type="auto" w:w="0"/>
+        <w:tblLook w:firstRow="1" w:lastRow="0" w:firstColumn="0" w:lastColumn="0" w:noHBand="0" w:noVBand="0" w:val="0020"/>
+      </w:tblPr>
+      <w:tblGrid>
+        <w:gridCol w:w="1584"/>
+        <w:gridCol w:w="1584"/>
+        <w:gridCol w:w="1584"/>
+        <w:gridCol w:w="1584"/>
+        <w:gridCol w:w="1584"/>
+      </w:tblGrid>
+      <w:tr>
+        <w:trPr>
+          <w:tblHeader w:val="on"/>
+        </w:trPr>
+        <w:tc>
+          <w:tcPr/>
+          <w:p>
+            <w:pPr>
+              <w:pStyle w:val="Compact"/>
+            </w:pPr>
+            <w:r>
+              <w:t xml:space="preserve">frame</w:t>
+            </w:r>
+          </w:p>
+        </w:tc>
+        <w:tc>
+          <w:tcPr/>
+          <w:p>
+            <w:pPr>
+              <w:pStyle w:val="Compact"/>
+            </w:pPr>
+            <w:r>
+              <w:t xml:space="preserve">congresses</w:t>
+            </w:r>
+          </w:p>
+        </w:tc>
+        <w:tc>
+          <w:tcPr/>
+          <w:p>
+            <w:pPr>
+              <w:pStyle w:val="Compact"/>
+            </w:pPr>
+            <w:r>
+              <w:t xml:space="preserve">evaluated</w:t>
+            </w:r>
+          </w:p>
+        </w:tc>
+        <w:tc>
+          <w:tcPr/>
+          <w:p>
+            <w:pPr>
+              <w:pStyle w:val="Compact"/>
+            </w:pPr>
+            <w:r>
+              <w:t xml:space="preserve">published</w:t>
+            </w:r>
+          </w:p>
+        </w:tc>
+        <w:tc>
+          <w:tcPr/>
+          <w:p>
+            <w:pPr>
+              <w:pStyle w:val="Compact"/>
+            </w:pPr>
+            <w:r>
+              <w:t xml:space="preserve">rate</w:t>
+            </w:r>
+          </w:p>
+        </w:tc>
+      </w:tr>
+      <w:tr>
+        <w:tc>
+          <w:tcPr/>
+          <w:p>
+            <w:pPr>
+              <w:pStyle w:val="Compact"/>
+            </w:pPr>
+            <w:r>
+              <w:t xml:space="preserve">Census of orals</w:t>
+            </w:r>
+          </w:p>
+        </w:tc>
+        <w:tc>
+          <w:tcPr/>
+          <w:p>
+            <w:pPr>
+              <w:pStyle w:val="Compact"/>
+            </w:pPr>
+            <w:r>
+              <w:t xml:space="preserve">2</w:t>
+            </w:r>
+          </w:p>
+        </w:tc>
+        <w:tc>
+          <w:tcPr/>
+          <w:p>
+            <w:pPr>
+              <w:pStyle w:val="Compact"/>
+            </w:pPr>
+            <w:r>
+              <w:t xml:space="preserve">150</w:t>
+            </w:r>
+          </w:p>
+        </w:tc>
+        <w:tc>
+          <w:tcPr/>
+          <w:p>
+            <w:pPr>
+              <w:pStyle w:val="Compact"/>
+            </w:pPr>
+            <w:r>
+              <w:t xml:space="preserve">46</w:t>
+            </w:r>
+          </w:p>
+        </w:tc>
+        <w:tc>
+          <w:tcPr/>
+          <w:p>
+            <w:pPr>
+              <w:pStyle w:val="Compact"/>
+            </w:pPr>
+            <w:r>
+              <w:rPr>
+                <w:b/>
+                <w:bCs/>
+              </w:rPr>
+              <w:t xml:space="preserve">30.7%</w:t>
+            </w:r>
+          </w:p>
+        </w:tc>
+      </w:tr>
+      <w:tr>
+        <w:tc>
+          <w:tcPr/>
+          <w:p>
+            <w:pPr>
+              <w:pStyle w:val="Compact"/>
+            </w:pPr>
+            <w:r>
+              <w:t xml:space="preserve">Front-truncated</w:t>
+            </w:r>
+          </w:p>
+        </w:tc>
+        <w:tc>
+          <w:tcPr/>
+          <w:p>
+            <w:pPr>
+              <w:pStyle w:val="Compact"/>
+            </w:pPr>
+            <w:r>
+              <w:t xml:space="preserve">10</w:t>
+            </w:r>
+          </w:p>
+        </w:tc>
+        <w:tc>
+          <w:tcPr/>
+          <w:p>
+            <w:pPr>
+              <w:pStyle w:val="Compact"/>
+            </w:pPr>
+            <w:r>
+              <w:t xml:space="preserve">901</w:t>
+            </w:r>
+          </w:p>
+        </w:tc>
+        <w:tc>
+          <w:tcPr/>
+          <w:p>
+            <w:pPr>
+              <w:pStyle w:val="Compact"/>
+            </w:pPr>
+            <w:r>
+              <w:t xml:space="preserve">124</w:t>
+            </w:r>
+          </w:p>
+        </w:tc>
+        <w:tc>
+          <w:tcPr/>
+          <w:p>
+            <w:pPr>
+              <w:pStyle w:val="Compact"/>
+            </w:pPr>
+            <w:r>
+              <w:rPr>
+                <w:b/>
+                <w:bCs/>
+              </w:rPr>
+              <w:t xml:space="preserve">13.8%</w:t>
+            </w:r>
+          </w:p>
+        </w:tc>
+      </w:tr>
+      <w:tr>
+        <w:tc>
+          <w:tcPr/>
+          <w:p>
+            <w:pPr>
+              <w:pStyle w:val="Compact"/>
+            </w:pPr>
+            <w:r>
+              <w:t xml:space="preserve">Pooled</w:t>
+            </w:r>
+          </w:p>
+        </w:tc>
+        <w:tc>
+          <w:tcPr/>
+          <w:p>
+            <w:pPr>
+              <w:pStyle w:val="Compact"/>
+            </w:pPr>
+            <w:r>
+              <w:t xml:space="preserve">12</w:t>
+            </w:r>
+          </w:p>
+        </w:tc>
+        <w:tc>
+          <w:tcPr/>
+          <w:p>
+            <w:pPr>
+              <w:pStyle w:val="Compact"/>
+            </w:pPr>
+            <w:r>
+              <w:t xml:space="preserve">1,051</w:t>
+            </w:r>
+          </w:p>
+        </w:tc>
+        <w:tc>
+          <w:tcPr/>
+          <w:p>
+            <w:pPr>
+              <w:pStyle w:val="Compact"/>
+            </w:pPr>
+            <w:r>
+              <w:t xml:space="preserve">170</w:t>
+            </w:r>
+          </w:p>
+        </w:tc>
+        <w:tc>
+          <w:tcPr/>
+          <w:p>
+            <w:pPr>
+              <w:pStyle w:val="Compact"/>
+            </w:pPr>
+            <w:r>
+              <w:t xml:space="preserve">16.2%</w:t>
+            </w:r>
+          </w:p>
+        </w:tc>
+      </w:tr>
+    </w:tbl>
+    <w:p>
+      <w:pPr>
+        <w:pStyle w:val="BodyText"/>
+      </w:pPr>
+      <w:r>
+        <w:t xml:space="preserve">The pooled 16.2% is a weighted average of a census of two small recent</w:t>
+      </w:r>
+      <w:r>
+        <w:t xml:space="preserve"> </w:t>
+      </w:r>
+      <w:r>
+        <w:t xml:space="preserve">congresses and a front-slice of ten larger older ones. It is not an estimate of</w:t>
+      </w:r>
+      <w:r>
+        <w:t xml:space="preserve"> </w:t>
+      </w:r>
+      <w:r>
+        <w:t xml:space="preserve">a well-defined population quantity, and the Methods statement describing the</w:t>
+      </w:r>
+      <w:r>
+        <w:t xml:space="preserve"> </w:t>
+      </w:r>
+      <w:r>
+        <w:t xml:space="preserve">cohort as</w:t>
+      </w:r>
+      <w:r>
+        <w:t xml:space="preserve"> </w:t>
+      </w:r>
+      <w:r>
+        <w:t xml:space="preserve">“all oral presentations”</w:t>
+      </w:r>
+      <w:r>
+        <w:t xml:space="preserve"> </w:t>
+      </w:r>
+      <w:r>
+        <w:t xml:space="preserve">is accurate for two congresses of twelve.</w:t>
+      </w:r>
+    </w:p>
+    <w:bookmarkEnd w:id="253"/>
+    <w:bookmarkStart w:id="254" w:name="Xc081314b309e33957ab7efc845591209ae2f30d"/>
+    <w:p>
+      <w:pPr>
+        <w:pStyle w:val="Heading3"/>
+      </w:pPr>
+      <w:r>
+        <w:t xml:space="preserve">A25.3 The direction of the truncation bias widens the gap</w:t>
+      </w:r>
+    </w:p>
+    <w:p>
+      <w:pPr>
+        <w:pStyle w:val="FirstParagraph"/>
+      </w:pPr>
+      <w:r>
+        <w:t xml:space="preserve">Publication rate declines across position quintiles within the captured window</w:t>
+      </w:r>
+      <w:r>
+        <w:t xml:space="preserve"> </w:t>
+      </w:r>
+      <w:r>
+        <w:t xml:space="preserve">(A23: OR 0.607, p = 0.080). Front positions therefore publish more, so the</w:t>
+      </w:r>
+      <w:r>
+        <w:t xml:space="preserve"> </w:t>
+      </w:r>
+      <w:r>
+        <w:t xml:space="preserve">truncated years’ 13.8% is if anything an over-estimate of what those congresses</w:t>
+      </w:r>
+      <w:r>
+        <w:t xml:space="preserve"> </w:t>
+      </w:r>
+      <w:r>
+        <w:t xml:space="preserve">would report on complete data. Completing those frames would push them down,</w:t>
+      </w:r>
+      <w:r>
+        <w:t xml:space="preserve"> </w:t>
+      </w:r>
+      <w:r>
+        <w:t xml:space="preserve">away from the census years’ 30.7% rather than towards it. The gap between the</w:t>
+      </w:r>
+      <w:r>
+        <w:t xml:space="preserve"> </w:t>
+      </w:r>
+      <w:r>
+        <w:t xml:space="preserve">frames is a lower bound.</w:t>
+      </w:r>
+    </w:p>
+    <w:p>
+      <w:pPr>
+        <w:pStyle w:val="BodyText"/>
+      </w:pPr>
+      <w:r>
+        <w:t xml:space="preserve">Two observations cut the other way and are recorded so the case is not</w:t>
+      </w:r>
+      <w:r>
+        <w:t xml:space="preserve"> </w:t>
+      </w:r>
+      <w:r>
+        <w:t xml:space="preserve">overstated. Randomised trials are more frequent in the last captured quintile,</w:t>
+      </w:r>
+      <w:r>
+        <w:t xml:space="preserve"> </w:t>
+      </w:r>
+      <w:r>
+        <w:t xml:space="preserve">and the census congresses are the two smallest programmes in the series (497 and</w:t>
+      </w:r>
+      <w:r>
+        <w:t xml:space="preserve"> </w:t>
+      </w:r>
+      <w:r>
+        <w:t xml:space="preserve">392 supplement items against 663–901 earlier), so a genuinely more selective</w:t>
+      </w:r>
+      <w:r>
+        <w:t xml:space="preserve"> </w:t>
+      </w:r>
+      <w:r>
+        <w:t xml:space="preserve">meeting is a competing explanation for their higher rate that has nothing to do</w:t>
+      </w:r>
+      <w:r>
+        <w:t xml:space="preserve"> </w:t>
+      </w:r>
+      <w:r>
+        <w:t xml:space="preserve">with sampling.</w:t>
+      </w:r>
+    </w:p>
+    <w:bookmarkEnd w:id="254"/>
+    <w:bookmarkStart w:id="255" w:name="X5bdf782ab939408817926e78b4a0781f903775c"/>
+    <w:p>
+      <w:pPr>
+        <w:pStyle w:val="Heading3"/>
+      </w:pPr>
+      <w:r>
+        <w:t xml:space="preserve">A25.4 Why this is not fixable by weighting</w:t>
+      </w:r>
+    </w:p>
+    <w:p>
+      <w:pPr>
+        <w:pStyle w:val="FirstParagraph"/>
+      </w:pPr>
+      <w:r>
+        <w:t xml:space="preserve">Front truncation is not random missingness. The unobserved abstracts are</w:t>
+      </w:r>
+      <w:r>
+        <w:t xml:space="preserve"> </w:t>
+      </w:r>
+      <w:r>
+        <w:t xml:space="preserve">identified by their position in the printed programme, the observed rate varies</w:t>
+      </w:r>
+      <w:r>
+        <w:t xml:space="preserve"> </w:t>
+      </w:r>
+      <w:r>
+        <w:t xml:space="preserve">with that position, and the size of the unobserved set is itself unknown because</w:t>
+      </w:r>
+      <w:r>
+        <w:t xml:space="preserve"> </w:t>
+      </w:r>
+      <w:r>
+        <w:t xml:space="preserve">the oral block’s end page is unknown for ten congresses. There is no sampling</w:t>
+      </w:r>
+      <w:r>
+        <w:t xml:space="preserve"> </w:t>
+      </w:r>
+      <w:r>
+        <w:t xml:space="preserve">mechanism to model. The remedy is acquisition, not adjustment:</w:t>
+      </w:r>
+      <w:r>
+        <w:t xml:space="preserve"> </w:t>
+      </w:r>
+      <w:r>
+        <w:rPr>
+          <w:rStyle w:val="VerbatimChar"/>
+        </w:rPr>
+        <w:t xml:space="preserve">scripts/extract_session_boundaries.R</w:t>
+      </w:r>
+      <w:r>
+        <w:t xml:space="preserve"> </w:t>
+      </w:r>
+      <w:r>
+        <w:t xml:space="preserve">recovers the block boundary from the</w:t>
+      </w:r>
+      <w:r>
+        <w:t xml:space="preserve"> </w:t>
+      </w:r>
+      <w:r>
+        <w:t xml:space="preserve">supplement table of contents, and</w:t>
+      </w:r>
+      <w:r>
+        <w:t xml:space="preserve"> </w:t>
+      </w:r>
+      <w:r>
+        <w:rPr>
+          <w:rStyle w:val="VerbatimChar"/>
+        </w:rPr>
+        <w:t xml:space="preserve">scripts/acquire_supplements.R</w:t>
+      </w:r>
+      <w:r>
+        <w:t xml:space="preserve"> </w:t>
+      </w:r>
+      <w:r>
+        <w:t xml:space="preserve">gates the</w:t>
+      </w:r>
+      <w:r>
+        <w:t xml:space="preserve"> </w:t>
+      </w:r>
+      <w:r>
+        <w:t xml:space="preserve">inputs it needs.</w:t>
+      </w:r>
+    </w:p>
+    <w:bookmarkEnd w:id="255"/>
+    <w:bookmarkStart w:id="256" w:name="a25.5-the-decision-this-forces"/>
+    <w:p>
+      <w:pPr>
+        <w:pStyle w:val="Heading3"/>
+      </w:pPr>
+      <w:r>
+        <w:t xml:space="preserve">A25.5 The decision this forces</w:t>
+      </w:r>
+    </w:p>
+    <w:p>
+      <w:pPr>
+        <w:pStyle w:val="FirstParagraph"/>
+      </w:pPr>
+      <w:r>
+        <w:t xml:space="preserve">Either the ten historical boundaries are recovered and the twelve-year cohort</w:t>
+      </w:r>
+      <w:r>
+        <w:t xml:space="preserve"> </w:t>
+      </w:r>
+      <w:r>
+        <w:t xml:space="preserve">becomes a genuine census throughout, or the primary analysis narrows to the</w:t>
+      </w:r>
+      <w:r>
+        <w:t xml:space="preserve"> </w:t>
+      </w:r>
+      <w:r>
+        <w:t xml:space="preserve">congresses with complete enumeration. Reporting a pooled figure across two</w:t>
+      </w:r>
+      <w:r>
+        <w:t xml:space="preserve"> </w:t>
+      </w:r>
+      <w:r>
+        <w:t xml:space="preserve">incompatible frames is the one option that is not defensible, and choosing</w:t>
+      </w:r>
+      <w:r>
+        <w:t xml:space="preserve"> </w:t>
+      </w:r>
+      <w:r>
+        <w:t xml:space="preserve">between the other two is a PI decision rather than an engineering one.</w:t>
+      </w:r>
+    </w:p>
+    <w:p>
+      <w:pPr>
+        <w:pStyle w:val="BodyText"/>
+      </w:pPr>
+      <w:r>
+        <w:rPr>
+          <w:rStyle w:val="VerbatimChar"/>
+        </w:rPr>
+        <w:t xml:space="preserve">scripts/cohort_frame_composition.R</w:t>
+      </w:r>
+      <w:r>
+        <w:t xml:space="preserve"> </w:t>
+      </w:r>
+      <w:r>
+        <w:t xml:space="preserve">regenerates the table above and</w:t>
+      </w:r>
+      <w:r>
+        <w:t xml:space="preserve"> </w:t>
+      </w:r>
+      <w:r>
+        <w:rPr>
+          <w:rStyle w:val="VerbatimChar"/>
+        </w:rPr>
+        <w:t xml:space="preserve">output/figures/cohort_frame_composition.png</w:t>
+      </w:r>
+      <w:r>
+        <w:t xml:space="preserve">.</w:t>
+      </w:r>
+    </w:p>
+    <w:bookmarkEnd w:id="256"/>
+    <w:bookmarkEnd w:id="257"/>
     <w:sectPr>
       <w:footnotePr>
         <w:numRestart w:val="eachSect"/>

--- a/docs/technical_appendix.docx
+++ b/docs/technical_appendix.docx
@@ -31,7 +31,7 @@
         <w:pStyle w:val="Date"/>
       </w:pPr>
       <w:r>
-        <w:t xml:space="preserve">September 07, 2026</w:t>
+        <w:t xml:space="preserve">September 09, 2026</w:t>
       </w:r>
     </w:p>
     <w:bookmarkStart w:id="20" w:name="Xd974e705cbddffade6dfc3a1a175f1e16bb976a"/>
@@ -684,7 +684,7 @@
         <w:pStyle w:val="FirstParagraph"/>
       </w:pPr>
       <w:r>
-        <w:t xml:space="preserve">The abstract-to-publication matching pipeline is implemented as a modular, fully reproducible R codebase comprising 20 R scripts, 64 test files (see</w:t>
+        <w:t xml:space="preserve">The abstract-to-publication matching pipeline is implemented as a modular, fully reproducible R codebase comprising 20 R scripts, 65 test files (see</w:t>
       </w:r>
       <w:r>
         <w:t xml:space="preserve"> </w:t>
@@ -51693,6 +51693,985 @@
     </w:p>
     <w:bookmarkEnd w:id="256"/>
     <w:bookmarkEnd w:id="257"/>
+    <w:bookmarkStart w:id="264" w:name="X3c7a5c9b39fbc05b48cf72488e30cdbae002537"/>
+    <w:p>
+      <w:pPr>
+        <w:pStyle w:val="Heading2"/>
+      </w:pPr>
+      <w:r>
+        <w:t xml:space="preserve">A26. Proportional Hazards: Remediating an Arbitrary Set of Violators</w:t>
+      </w:r>
+    </w:p>
+    <w:p>
+      <w:pPr>
+        <w:pStyle w:val="FirstParagraph"/>
+      </w:pPr>
+      <w:r>
+        <w:t xml:space="preserve">The Cox model has two covariates whose hazard ratios are not constant over</w:t>
+      </w:r>
+      <w:r>
+        <w:t xml:space="preserve"> </w:t>
+      </w:r>
+      <w:r>
+        <w:t xml:space="preserve">follow-up. How they are handled determines which model the manuscript is</w:t>
+      </w:r>
+      <w:r>
+        <w:t xml:space="preserve"> </w:t>
+      </w:r>
+      <w:r>
+        <w:t xml:space="preserve">allowed to quote, and the previous implementation answered that question</w:t>
+      </w:r>
+      <w:r>
+        <w:t xml:space="preserve"> </w:t>
+      </w:r>
+      <w:r>
+        <w:t xml:space="preserve">inconsistently.</w:t>
+      </w:r>
+    </w:p>
+    <w:bookmarkStart w:id="258" w:name="X43027fcf08e23b736ab5e95c6539580979ec75b"/>
+    <w:p>
+      <w:pPr>
+        <w:pStyle w:val="Heading3"/>
+      </w:pPr>
+      <w:r>
+        <w:t xml:space="preserve">A26.1 The defect was in the reporting, not the loop</w:t>
+      </w:r>
+    </w:p>
+    <w:p>
+      <w:pPr>
+        <w:pStyle w:val="FirstParagraph"/>
+      </w:pPr>
+      <w:r>
+        <w:t xml:space="preserve">The earlier code did treat violators as vectors. It built two sensitivity fits:</w:t>
+      </w:r>
+      <w:r>
+        <w:t xml:space="preserve"> </w:t>
+      </w:r>
+      <w:r>
+        <w:rPr>
+          <w:rStyle w:val="VerbatimChar"/>
+        </w:rPr>
+        <w:t xml:space="preserve">strata()</w:t>
+      </w:r>
+      <w:r>
+        <w:t xml:space="preserve"> </w:t>
+      </w:r>
+      <w:r>
+        <w:t xml:space="preserve">on every violator, and</w:t>
+      </w:r>
+      <w:r>
+        <w:t xml:space="preserve"> </w:t>
+      </w:r>
+      <w:r>
+        <w:rPr>
+          <w:rStyle w:val="VerbatimChar"/>
+        </w:rPr>
+        <w:t xml:space="preserve">tt()</w:t>
+      </w:r>
+      <w:r>
+        <w:t xml:space="preserve"> </w:t>
+      </w:r>
+      <w:r>
+        <w:t xml:space="preserve">on the numeric ones. It then wrote the</w:t>
+      </w:r>
+      <w:r>
+        <w:t xml:space="preserve"> </w:t>
+      </w:r>
+      <w:r>
+        <w:t xml:space="preserve">global Schoenfeld p of the</w:t>
+      </w:r>
+      <w:r>
+        <w:t xml:space="preserve"> </w:t>
+      </w:r>
+      <w:r>
+        <w:rPr>
+          <w:b/>
+          <w:bCs/>
+        </w:rPr>
+        <w:t xml:space="preserve">first</w:t>
+      </w:r>
+      <w:r>
+        <w:t xml:space="preserve"> </w:t>
+      </w:r>
+      <w:r>
+        <w:t xml:space="preserve">into the diagnostics artifact while</w:t>
+      </w:r>
+      <w:r>
+        <w:t xml:space="preserve"> </w:t>
+      </w:r>
+      <w:r>
+        <w:t xml:space="preserve">labelling it with a description of the</w:t>
+      </w:r>
+      <w:r>
+        <w:t xml:space="preserve"> </w:t>
+      </w:r>
+      <w:r>
+        <w:rPr>
+          <w:b/>
+          <w:bCs/>
+        </w:rPr>
+        <w:t xml:space="preserve">second</w:t>
+      </w:r>
+      <w:r>
+        <w:t xml:space="preserve">:</w:t>
+      </w:r>
+    </w:p>
+    <w:p>
+      <w:pPr>
+        <w:pStyle w:val="SourceCode"/>
+      </w:pPr>
+      <w:r>
+        <w:rPr>
+          <w:rStyle w:val="VerbatimChar"/>
+        </w:rPr>
+        <w:t xml:space="preserve">remediation         = "time_varying:n_authors;strata:is_us_based"</w:t>
+      </w:r>
+      <w:r>
+        <w:br/>
+      </w:r>
+      <w:r>
+        <w:rPr>
+          <w:rStyle w:val="VerbatimChar"/>
+        </w:rPr>
+        <w:t xml:space="preserve">remediated_global_p = 0.607</w:t>
+      </w:r>
+    </w:p>
+    <w:p>
+      <w:pPr>
+        <w:pStyle w:val="FirstParagraph"/>
+      </w:pPr>
+      <w:r>
+        <w:t xml:space="preserve">0.607 came from a model that stratified on both, including on a numeric</w:t>
+      </w:r>
+      <w:r>
+        <w:t xml:space="preserve"> </w:t>
+      </w:r>
+      <w:r>
+        <w:t xml:space="preserve">covariate. The label and the number described different fits, and nothing</w:t>
+      </w:r>
+      <w:r>
+        <w:t xml:space="preserve"> </w:t>
+      </w:r>
+      <w:r>
+        <w:t xml:space="preserve">compared them. There was no production model that applied a type-appropriate</w:t>
+      </w:r>
+      <w:r>
+        <w:t xml:space="preserve"> </w:t>
+      </w:r>
+      <w:r>
+        <w:t xml:space="preserve">rule to each violator, and no model comparison of any kind was computed.</w:t>
+      </w:r>
+    </w:p>
+    <w:bookmarkEnd w:id="258"/>
+    <w:bookmarkStart w:id="259" w:name="Xe58df675de9304d9beb07268862165de489ef4b"/>
+    <w:p>
+      <w:pPr>
+        <w:pStyle w:val="Heading3"/>
+      </w:pPr>
+      <w:r>
+        <w:t xml:space="preserve">A26.2 A constraint that shapes the whole design</w:t>
+      </w:r>
+    </w:p>
+    <w:p>
+      <w:pPr>
+        <w:pStyle w:val="FirstParagraph"/>
+      </w:pPr>
+      <w:r>
+        <w:rPr>
+          <w:rStyle w:val="VerbatimChar"/>
+        </w:rPr>
+        <w:t xml:space="preserve">survival::cox.zph()</w:t>
+      </w:r>
+      <w:r>
+        <w:t xml:space="preserve"> </w:t>
+      </w:r>
+      <w:r>
+        <w:t xml:space="preserve">refuses to run on a model containing</w:t>
+      </w:r>
+      <w:r>
+        <w:t xml:space="preserve"> </w:t>
+      </w:r>
+      <w:r>
+        <w:rPr>
+          <w:rStyle w:val="VerbatimChar"/>
+        </w:rPr>
+        <w:t xml:space="preserve">tt()</w:t>
+      </w:r>
+      <w:r>
+        <w:t xml:space="preserve"> </w:t>
+      </w:r>
+      <w:r>
+        <w:t xml:space="preserve">terms:</w:t>
+      </w:r>
+    </w:p>
+    <w:p>
+      <w:pPr>
+        <w:pStyle w:val="BlockText"/>
+      </w:pPr>
+      <w:r>
+        <w:t xml:space="preserve">function not defined for models with tt() terms</w:t>
+      </w:r>
+    </w:p>
+    <w:p>
+      <w:pPr>
+        <w:pStyle w:val="FirstParagraph"/>
+      </w:pPr>
+      <w:r>
+        <w:t xml:space="preserve">A time-varying remediation therefore</w:t>
+      </w:r>
+      <w:r>
+        <w:t xml:space="preserve"> </w:t>
+      </w:r>
+      <w:r>
+        <w:rPr>
+          <w:b/>
+          <w:bCs/>
+        </w:rPr>
+        <w:t xml:space="preserve">cannot</w:t>
+      </w:r>
+      <w:r>
+        <w:t xml:space="preserve"> </w:t>
+      </w:r>
+      <w:r>
+        <w:t xml:space="preserve">produce a post-remediation</w:t>
+      </w:r>
+      <w:r>
+        <w:t xml:space="preserve"> </w:t>
+      </w:r>
+      <w:r>
+        <w:t xml:space="preserve">global PH p. Any pipeline that reports one for a</w:t>
+      </w:r>
+      <w:r>
+        <w:t xml:space="preserve"> </w:t>
+      </w:r>
+      <w:r>
+        <w:rPr>
+          <w:rStyle w:val="VerbatimChar"/>
+        </w:rPr>
+        <w:t xml:space="preserve">tt()</w:t>
+      </w:r>
+      <w:r>
+        <w:t xml:space="preserve"> </w:t>
+      </w:r>
+      <w:r>
+        <w:t xml:space="preserve">model is reporting a</w:t>
+      </w:r>
+      <w:r>
+        <w:t xml:space="preserve"> </w:t>
+      </w:r>
+      <w:r>
+        <w:t xml:space="preserve">number computed from some other fit. This is not a limitation of the</w:t>
+      </w:r>
+      <w:r>
+        <w:t xml:space="preserve"> </w:t>
+      </w:r>
+      <w:r>
+        <w:t xml:space="preserve">implementation; it is a property of the test, and it is why the production model</w:t>
+      </w:r>
+      <w:r>
+        <w:t xml:space="preserve"> </w:t>
+      </w:r>
+      <w:r>
+        <w:t xml:space="preserve">is the one whose PH is re-testable rather than the one that keeps the effect</w:t>
+      </w:r>
+      <w:r>
+        <w:t xml:space="preserve"> </w:t>
+      </w:r>
+      <w:r>
+        <w:t xml:space="preserve">estimable.</w:t>
+      </w:r>
+    </w:p>
+    <w:bookmarkEnd w:id="259"/>
+    <w:bookmarkStart w:id="260" w:name="a26.3-what-each-model-is-for"/>
+    <w:p>
+      <w:pPr>
+        <w:pStyle w:val="Heading3"/>
+      </w:pPr>
+      <w:r>
+        <w:t xml:space="preserve">A26.3 What each model is for</w:t>
+      </w:r>
+    </w:p>
+    <w:tbl>
+      <w:tblPr>
+        <w:tblStyle w:val="Table"/>
+        <w:tblW w:type="pct" w:w="5000"/>
+        <w:tblLayout w:type="fixed"/>
+        <w:tblLook w:firstRow="1" w:lastRow="0" w:firstColumn="0" w:lastColumn="0" w:noHBand="0" w:noVBand="0" w:val="0020"/>
+      </w:tblPr>
+      <w:tblGrid>
+        <w:gridCol w:w="1980"/>
+        <w:gridCol w:w="1980"/>
+        <w:gridCol w:w="1980"/>
+        <w:gridCol w:w="1980"/>
+      </w:tblGrid>
+      <w:tr>
+        <w:trPr>
+          <w:tblHeader w:val="on"/>
+        </w:trPr>
+        <w:tc>
+          <w:tcPr/>
+          <w:p>
+            <w:pPr>
+              <w:pStyle w:val="Compact"/>
+            </w:pPr>
+            <w:r>
+              <w:t xml:space="preserve">model</w:t>
+            </w:r>
+          </w:p>
+        </w:tc>
+        <w:tc>
+          <w:tcPr/>
+          <w:p>
+            <w:pPr>
+              <w:pStyle w:val="Compact"/>
+            </w:pPr>
+            <w:r>
+              <w:t xml:space="preserve">role</w:t>
+            </w:r>
+          </w:p>
+        </w:tc>
+        <w:tc>
+          <w:tcPr/>
+          <w:p>
+            <w:pPr>
+              <w:pStyle w:val="Compact"/>
+            </w:pPr>
+            <w:r>
+              <w:t xml:space="preserve">global PH p</w:t>
+            </w:r>
+          </w:p>
+        </w:tc>
+        <w:tc>
+          <w:tcPr/>
+          <w:p>
+            <w:pPr>
+              <w:pStyle w:val="Compact"/>
+            </w:pPr>
+            <w:r>
+              <w:t xml:space="preserve">ΔAIC</w:t>
+            </w:r>
+          </w:p>
+        </w:tc>
+      </w:tr>
+      <w:tr>
+        <w:tc>
+          <w:tcPr/>
+          <w:p>
+            <w:pPr>
+              <w:pStyle w:val="Compact"/>
+            </w:pPr>
+            <w:r>
+              <w:t xml:space="preserve">Original</w:t>
+            </w:r>
+          </w:p>
+        </w:tc>
+        <w:tc>
+          <w:tcPr/>
+          <w:p>
+            <w:pPr>
+              <w:pStyle w:val="Compact"/>
+            </w:pPr>
+            <w:r>
+              <w:t xml:space="preserve">as fitted; violates PH</w:t>
+            </w:r>
+          </w:p>
+        </w:tc>
+        <w:tc>
+          <w:tcPr/>
+          <w:p>
+            <w:pPr>
+              <w:pStyle w:val="Compact"/>
+            </w:pPr>
+            <w:r>
+              <w:t xml:space="preserve">0.010</w:t>
+            </w:r>
+          </w:p>
+        </w:tc>
+        <w:tc>
+          <w:tcPr/>
+          <w:p>
+            <w:pPr>
+              <w:pStyle w:val="Compact"/>
+            </w:pPr>
+            <w:r>
+              <w:t xml:space="preserve">0</w:t>
+            </w:r>
+          </w:p>
+        </w:tc>
+      </w:tr>
+      <w:tr>
+        <w:tc>
+          <w:tcPr/>
+          <w:p>
+            <w:pPr>
+              <w:pStyle w:val="Compact"/>
+            </w:pPr>
+            <w:r>
+              <w:rPr>
+                <w:b/>
+                <w:bCs/>
+              </w:rPr>
+              <w:t xml:space="preserve">Production</w:t>
+            </w:r>
+          </w:p>
+        </w:tc>
+        <w:tc>
+          <w:tcPr/>
+          <w:p>
+            <w:pPr>
+              <w:pStyle w:val="Compact"/>
+            </w:pPr>
+            <w:r>
+              <w:t xml:space="preserve">each violator remediated by its registered rule</w:t>
+            </w:r>
+          </w:p>
+        </w:tc>
+        <w:tc>
+          <w:tcPr/>
+          <w:p>
+            <w:pPr>
+              <w:pStyle w:val="Compact"/>
+            </w:pPr>
+            <w:r>
+              <w:rPr>
+                <w:b/>
+                <w:bCs/>
+              </w:rPr>
+              <w:t xml:space="preserve">0.607</w:t>
+            </w:r>
+          </w:p>
+        </w:tc>
+        <w:tc>
+          <w:tcPr/>
+          <w:p>
+            <w:pPr>
+              <w:pStyle w:val="Compact"/>
+            </w:pPr>
+            <w:r>
+              <w:t xml:space="preserve">−617.8</w:t>
+            </w:r>
+          </w:p>
+        </w:tc>
+      </w:tr>
+      <w:tr>
+        <w:tc>
+          <w:tcPr/>
+          <w:p>
+            <w:pPr>
+              <w:pStyle w:val="Compact"/>
+            </w:pPr>
+            <w:r>
+              <w:t xml:space="preserve">Violators dropped</w:t>
+            </w:r>
+          </w:p>
+        </w:tc>
+        <w:tc>
+          <w:tcPr/>
+          <w:p>
+            <w:pPr>
+              <w:pStyle w:val="Compact"/>
+            </w:pPr>
+            <w:r>
+              <w:t xml:space="preserve">diagnostic only, never quoted</w:t>
+            </w:r>
+          </w:p>
+        </w:tc>
+        <w:tc>
+          <w:tcPr/>
+          <w:p>
+            <w:pPr>
+              <w:pStyle w:val="Compact"/>
+            </w:pPr>
+            <w:r>
+              <w:t xml:space="preserve">0.263</w:t>
+            </w:r>
+          </w:p>
+        </w:tc>
+        <w:tc>
+          <w:tcPr/>
+          <w:p>
+            <w:pPr>
+              <w:pStyle w:val="Compact"/>
+            </w:pPr>
+            <w:r>
+              <w:t xml:space="preserve">+8.4</w:t>
+            </w:r>
+          </w:p>
+        </w:tc>
+      </w:tr>
+      <w:tr>
+        <w:tc>
+          <w:tcPr/>
+          <w:p>
+            <w:pPr>
+              <w:pStyle w:val="Compact"/>
+            </w:pPr>
+            <w:r>
+              <w:t xml:space="preserve">Time-varying</w:t>
+            </w:r>
+          </w:p>
+        </w:tc>
+        <w:tc>
+          <w:tcPr/>
+          <w:p>
+            <w:pPr>
+              <w:pStyle w:val="Compact"/>
+            </w:pPr>
+            <w:r>
+              <w:t xml:space="preserve">sensitivity; keeps the effect estimable</w:t>
+            </w:r>
+          </w:p>
+        </w:tc>
+        <w:tc>
+          <w:tcPr/>
+          <w:p>
+            <w:pPr>
+              <w:pStyle w:val="Compact"/>
+            </w:pPr>
+            <w:r>
+              <w:t xml:space="preserve">not defined</w:t>
+            </w:r>
+          </w:p>
+        </w:tc>
+        <w:tc>
+          <w:tcPr/>
+          <w:p>
+            <w:pPr>
+              <w:pStyle w:val="Compact"/>
+            </w:pPr>
+            <w:r>
+              <w:t xml:space="preserve">−7.4</w:t>
+            </w:r>
+          </w:p>
+        </w:tc>
+      </w:tr>
+    </w:tbl>
+    <w:p>
+      <w:pPr>
+        <w:pStyle w:val="BodyText"/>
+      </w:pPr>
+      <w:r>
+        <w:t xml:space="preserve">The production model is what the manuscript reports. Dropping the violators is</w:t>
+      </w:r>
+      <w:r>
+        <w:t xml:space="preserve"> </w:t>
+      </w:r>
+      <w:r>
+        <w:t xml:space="preserve">kept only so the remediation can be compared against simply deleting the</w:t>
+      </w:r>
+      <w:r>
+        <w:t xml:space="preserve"> </w:t>
+      </w:r>
+      <w:r>
+        <w:t xml:space="preserve">problem, and it is worse on both counts: it fits less well and it does not</w:t>
+      </w:r>
+      <w:r>
+        <w:t xml:space="preserve"> </w:t>
+      </w:r>
+      <w:r>
+        <w:t xml:space="preserve">recover proportional hazards as convincingly.</w:t>
+      </w:r>
+    </w:p>
+    <w:bookmarkEnd w:id="260"/>
+    <w:bookmarkStart w:id="261" w:name="X749ea8113716abe476351182c652997871c8215"/>
+    <w:p>
+      <w:pPr>
+        <w:pStyle w:val="Heading3"/>
+      </w:pPr>
+      <w:r>
+        <w:t xml:space="preserve">A26.4 The rules are a registry, and it fails closed</w:t>
+      </w:r>
+    </w:p>
+    <w:p>
+      <w:pPr>
+        <w:pStyle w:val="FirstParagraph"/>
+      </w:pPr>
+      <w:r>
+        <w:rPr>
+          <w:rStyle w:val="VerbatimChar"/>
+        </w:rPr>
+        <w:t xml:space="preserve">R/utils_ph.R</w:t>
+      </w:r>
+      <w:r>
+        <w:t xml:space="preserve"> </w:t>
+      </w:r>
+      <w:r>
+        <w:t xml:space="preserve">keys remediation on variable type rather than on position or</w:t>
+      </w:r>
+      <w:r>
+        <w:t xml:space="preserve"> </w:t>
+      </w:r>
+      <w:r>
+        <w:t xml:space="preserve">name. A logical or categorical violator is stratified. A numeric violator is</w:t>
+      </w:r>
+      <w:r>
+        <w:t xml:space="preserve"> </w:t>
+      </w:r>
+      <w:r>
+        <w:t xml:space="preserve">stratified for the production fit and additionally given a log-time interaction</w:t>
+      </w:r>
+      <w:r>
+        <w:t xml:space="preserve"> </w:t>
+      </w:r>
+      <w:r>
+        <w:t xml:space="preserve">as a sensitivity analysis. A violator whose type has no registered rule</w:t>
+      </w:r>
+      <w:r>
+        <w:t xml:space="preserve"> </w:t>
+      </w:r>
+      <w:r>
+        <w:rPr>
+          <w:b/>
+          <w:bCs/>
+        </w:rPr>
+        <w:t xml:space="preserve">stops</w:t>
+      </w:r>
+      <w:r>
+        <w:rPr>
+          <w:b/>
+          <w:bCs/>
+        </w:rPr>
+        <w:t xml:space="preserve"> </w:t>
+      </w:r>
+      <w:r>
+        <w:rPr>
+          <w:b/>
+          <w:bCs/>
+        </w:rPr>
+        <w:t xml:space="preserve">the run</w:t>
+      </w:r>
+      <w:r>
+        <w:t xml:space="preserve">: a silently unremediated violator is indistinguishable in the output</w:t>
+      </w:r>
+      <w:r>
+        <w:t xml:space="preserve"> </w:t>
+      </w:r>
+      <w:r>
+        <w:t xml:space="preserve">from one that never violated, which is precisely the failure this section</w:t>
+      </w:r>
+      <w:r>
+        <w:t xml:space="preserve"> </w:t>
+      </w:r>
+      <w:r>
+        <w:t xml:space="preserve">exists to prevent.</w:t>
+      </w:r>
+    </w:p>
+    <w:p>
+      <w:pPr>
+        <w:pStyle w:val="BodyText"/>
+      </w:pPr>
+      <w:r>
+        <w:t xml:space="preserve">Two further refusals are deliberate.</w:t>
+      </w:r>
+      <w:r>
+        <w:t xml:space="preserve"> </w:t>
+      </w:r>
+      <w:r>
+        <w:rPr>
+          <w:rStyle w:val="VerbatimChar"/>
+        </w:rPr>
+        <w:t xml:space="preserve">ph_retest()</w:t>
+      </w:r>
+      <w:r>
+        <w:t xml:space="preserve"> </w:t>
+      </w:r>
+      <w:r>
+        <w:t xml:space="preserve">reports</w:t>
+      </w:r>
+      <w:r>
+        <w:t xml:space="preserve"> </w:t>
+      </w:r>
+      <w:r>
+        <w:rPr>
+          <w:i/>
+          <w:iCs/>
+        </w:rPr>
+        <w:t xml:space="preserve">why</w:t>
+      </w:r>
+      <w:r>
+        <w:t xml:space="preserve"> </w:t>
+      </w:r>
+      <w:r>
+        <w:t xml:space="preserve">a</w:t>
+      </w:r>
+      <w:r>
+        <w:t xml:space="preserve"> </w:t>
+      </w:r>
+      <w:r>
+        <w:t xml:space="preserve">post-remediation p is unavailable rather than returning a bare</w:t>
+      </w:r>
+      <w:r>
+        <w:t xml:space="preserve"> </w:t>
+      </w:r>
+      <w:r>
+        <w:rPr>
+          <w:rStyle w:val="VerbatimChar"/>
+        </w:rPr>
+        <w:t xml:space="preserve">NA</w:t>
+      </w:r>
+      <w:r>
+        <w:t xml:space="preserve">, so a</w:t>
+      </w:r>
+      <w:r>
+        <w:t xml:space="preserve"> </w:t>
+      </w:r>
+      <w:r>
+        <w:t xml:space="preserve">missing diagnostic cannot be mistaken for a passing one. And</w:t>
+      </w:r>
+      <w:r>
+        <w:t xml:space="preserve"> </w:t>
+      </w:r>
+      <w:r>
+        <w:rPr>
+          <w:rStyle w:val="VerbatimChar"/>
+        </w:rPr>
+        <w:t xml:space="preserve">ph_production_formula()</w:t>
+      </w:r>
+      <w:r>
+        <w:t xml:space="preserve"> </w:t>
+      </w:r>
+      <w:r>
+        <w:t xml:space="preserve">rejects a right-hand side of nothing but</w:t>
+      </w:r>
+      <w:r>
+        <w:t xml:space="preserve"> </w:t>
+      </w:r>
+      <w:r>
+        <w:rPr>
+          <w:rStyle w:val="VerbatimChar"/>
+        </w:rPr>
+        <w:t xml:space="preserve">strata()</w:t>
+      </w:r>
+      <w:r>
+        <w:t xml:space="preserve"> </w:t>
+      </w:r>
+      <w:r>
+        <w:t xml:space="preserve">terms, which estimates no coefficients at all.</w:t>
+      </w:r>
+    </w:p>
+    <w:bookmarkEnd w:id="261"/>
+    <w:bookmarkStart w:id="262" w:name="X2ff0ffc2255139c07f7046c0ee14c4f98c671fe"/>
+    <w:p>
+      <w:pPr>
+        <w:pStyle w:val="Heading3"/>
+      </w:pPr>
+      <w:r>
+        <w:t xml:space="preserve">A26.5 A stratified covariate has no hazard ratio</w:t>
+      </w:r>
+    </w:p>
+    <w:p>
+      <w:pPr>
+        <w:pStyle w:val="FirstParagraph"/>
+      </w:pPr>
+      <w:r>
+        <w:t xml:space="preserve">This is the consequence that reaches the prose.</w:t>
+      </w:r>
+      <w:r>
+        <w:t xml:space="preserve"> </w:t>
+      </w:r>
+      <w:r>
+        <w:rPr>
+          <w:rStyle w:val="VerbatimChar"/>
+        </w:rPr>
+        <w:t xml:space="preserve">is_us_based</w:t>
+      </w:r>
+      <w:r>
+        <w:t xml:space="preserve"> </w:t>
+      </w:r>
+      <w:r>
+        <w:t xml:space="preserve">and</w:t>
+      </w:r>
+      <w:r>
+        <w:t xml:space="preserve"> </w:t>
+      </w:r>
+      <w:r>
+        <w:rPr>
+          <w:rStyle w:val="VerbatimChar"/>
+        </w:rPr>
+        <w:t xml:space="preserve">n_authors</w:t>
+      </w:r>
+      <w:r>
+        <w:t xml:space="preserve"> </w:t>
+      </w:r>
+      <w:r>
+        <w:t xml:space="preserve">are absorbed into the model’s strata, so the production model reports no hazard</w:t>
+      </w:r>
+      <w:r>
+        <w:t xml:space="preserve"> </w:t>
+      </w:r>
+      <w:r>
+        <w:t xml:space="preserve">ratio for either. The manuscript previously read</w:t>
+      </w:r>
+      <w:r>
+        <w:t xml:space="preserve"> </w:t>
+      </w:r>
+      <w:r>
+        <w:rPr>
+          <w:rStyle w:val="VerbatimChar"/>
+        </w:rPr>
+        <w:t xml:space="preserve">aim2b_cox_regression.csv</w:t>
+      </w:r>
+      <w:r>
+        <w:t xml:space="preserve"> </w:t>
+      </w:r>
+      <w:r>
+        <w:t xml:space="preserve">–</w:t>
+      </w:r>
+      <w:r>
+        <w:t xml:space="preserve"> </w:t>
+      </w:r>
+      <w:r>
+        <w:t xml:space="preserve">the original fit, whose PH assumption is violated – and reported its hazard</w:t>
+      </w:r>
+      <w:r>
+        <w:t xml:space="preserve"> </w:t>
+      </w:r>
+      <w:r>
+        <w:t xml:space="preserve">ratios as the study’s results. It now reads the production model and says</w:t>
+      </w:r>
+      <w:r>
+        <w:t xml:space="preserve"> </w:t>
+      </w:r>
+      <w:r>
+        <w:t xml:space="preserve">plainly that those two covariates have no single hazard ratio, pointing to the</w:t>
+      </w:r>
+      <w:r>
+        <w:t xml:space="preserve"> </w:t>
+      </w:r>
+      <w:r>
+        <w:t xml:space="preserve">time-varying fit for how the effect of author count changes with follow-up.</w:t>
+      </w:r>
+    </w:p>
+    <w:bookmarkEnd w:id="262"/>
+    <w:bookmarkStart w:id="263" w:name="a26.6-what-this-did-not-fix"/>
+    <w:p>
+      <w:pPr>
+        <w:pStyle w:val="Heading3"/>
+      </w:pPr>
+      <w:r>
+        <w:t xml:space="preserve">A26.6 What this did not fix</w:t>
+      </w:r>
+    </w:p>
+    <w:p>
+      <w:pPr>
+        <w:pStyle w:val="FirstParagraph"/>
+      </w:pPr>
+      <w:r>
+        <w:t xml:space="preserve">Re-running</w:t>
+      </w:r>
+      <w:r>
+        <w:t xml:space="preserve"> </w:t>
+      </w:r>
+      <w:r>
+        <w:rPr>
+          <w:rStyle w:val="VerbatimChar"/>
+        </w:rPr>
+        <w:t xml:space="preserve">R/06_analyze_results.R</w:t>
+      </w:r>
+      <w:r>
+        <w:t xml:space="preserve"> </w:t>
+      </w:r>
+      <w:r>
+        <w:t xml:space="preserve">from committed inputs produces a different</w:t>
+      </w:r>
+      <w:r>
+        <w:t xml:space="preserve"> </w:t>
+      </w:r>
+      <w:r>
+        <w:t xml:space="preserve">analytic dataset from the committed one: 172 published against 170, 16.4%</w:t>
+      </w:r>
+      <w:r>
+        <w:t xml:space="preserve"> </w:t>
+      </w:r>
+      <w:r>
+        <w:t xml:space="preserve">against 16.2%. The committed outputs are stale relative to their own inputs.</w:t>
+      </w:r>
+      <w:r>
+        <w:t xml:space="preserve"> </w:t>
+      </w:r>
+      <w:r>
+        <w:t xml:space="preserve">That is a reproducibility defect and it moves a reported number, so it is a</w:t>
+      </w:r>
+      <w:r>
+        <w:t xml:space="preserve"> </w:t>
+      </w:r>
+      <w:r>
+        <w:t xml:space="preserve">decision for the PI rather than something a diagnostics refactor may absorb.</w:t>
+      </w:r>
+      <w:r>
+        <w:t xml:space="preserve"> </w:t>
+      </w:r>
+      <w:r>
+        <w:t xml:space="preserve">Every regenerated output was reverted;</w:t>
+      </w:r>
+      <w:r>
+        <w:t xml:space="preserve"> </w:t>
+      </w:r>
+      <w:r>
+        <w:rPr>
+          <w:rStyle w:val="VerbatimChar"/>
+        </w:rPr>
+        <w:t xml:space="preserve">scripts/regen_ph_diagnostics.R</w:t>
+      </w:r>
+      <w:r>
+        <w:t xml:space="preserve"> </w:t>
+      </w:r>
+      <w:r>
+        <w:t xml:space="preserve">writes</w:t>
+      </w:r>
+      <w:r>
+        <w:t xml:space="preserve"> </w:t>
+      </w:r>
+      <w:r>
+        <w:t xml:space="preserve">the new PH artifacts from the committed dataset so nothing else moves, and</w:t>
+      </w:r>
+      <w:r>
+        <w:t xml:space="preserve"> </w:t>
+      </w:r>
+      <w:r>
+        <w:t xml:space="preserve">becomes unnecessary once the staleness is resolved.</w:t>
+      </w:r>
+    </w:p>
+    <w:p>
+      <w:pPr>
+        <w:pStyle w:val="BodyText"/>
+      </w:pPr>
+      <w:r>
+        <w:rPr>
+          <w:rStyle w:val="VerbatimChar"/>
+        </w:rPr>
+        <w:t xml:space="preserve">scripts/ph_diagnostics_figure.R</w:t>
+      </w:r>
+      <w:r>
+        <w:t xml:space="preserve"> </w:t>
+      </w:r>
+      <w:r>
+        <w:t xml:space="preserve">draws the table above, and</w:t>
+      </w:r>
+      <w:r>
+        <w:t xml:space="preserve"> </w:t>
+      </w:r>
+      <w:r>
+        <w:rPr>
+          <w:rStyle w:val="VerbatimChar"/>
+        </w:rPr>
+        <w:t xml:space="preserve">scripts/completion_report.R</w:t>
+      </w:r>
+      <w:r>
+        <w:t xml:space="preserve"> </w:t>
+      </w:r>
+      <w:r>
+        <w:t xml:space="preserve">prints the repository’s state from artifacts</w:t>
+      </w:r>
+      <w:r>
+        <w:t xml:space="preserve"> </w:t>
+      </w:r>
+      <w:r>
+        <w:t xml:space="preserve">rather than from prose.</w:t>
+      </w:r>
+    </w:p>
+    <w:bookmarkEnd w:id="263"/>
+    <w:bookmarkEnd w:id="264"/>
     <w:sectPr>
       <w:footnotePr>
         <w:numRestart w:val="eachSect"/>
